--- a/livrables/lecons/2026-09-03_lecon-stoicisme_13_zenon-chrysippe-ancien-portique.docx
+++ b/livrables/lecons/2026-09-03_lecon-stoicisme_13_zenon-chrysippe-ancien-portique.docx
@@ -95,7 +95,7 @@
           <w:sz w:val="22"/>
           <w:szCs w:val="22"/>
         </w:rPr>
-        <w:t xml:space="preserve">Lien avec la leçon précédente (n°12) : Musonius Rufus t'a montré le stoïcisme comme discipline incarnée, appliquée au quotidien. Cette leçon remonte aux sources — aux trois scholiarques qui ont fondé et structuré l'édifice philosophique que tu pratiques depuis le début du parcours.</w:t>
+        <w:t xml:space="preserve">Lien avec la leçon précédente (n°12) : Musonius Rufus t'a montré le stoïcisme comme discipline incarnée, appliquée au quotidien. Cette leçon remonte aux sources — aux trois scholarques qui ont fondé et structuré l'édifice philosophique que tu pratiques depuis le début du parcours.</w:t>
       </w:r>
     </w:p>
     <w:p>
@@ -191,7 +191,7 @@
           <w:sz w:val="22"/>
           <w:szCs w:val="22"/>
         </w:rPr>
-        <w:t xml:space="preserve">Doctrine centrale de Zénon : la vertu est le seul vrai bien ; tout le reste — santé, richesse, réputation — est moralement « indifférent ». Il formule le critère du bonheur comme « vivre en accord » — Cléanthe y ajoutera « avec la nature ».</w:t>
+        <w:t xml:space="preserve">Doctrine centrale de Zénon : la vertu est le seul vrai bien ; tout le reste — santé, richesse, réputation — est moralement « indifférent ». Il formule le critère du bonheur comme « vivre en accord » — Cléanthe y ajoutera « avec la nature ». ⚠️ Point discuté : c'est la version que rapporte la Stanford Encyclopedia of Philosophy, mais la même page signale que la formule complète, « vivre en accord avec la nature », est AILLEURS attribuée à Zénon lui-même. La répartition entre les deux hommes n'est donc pas établie : retiens la doctrine, pas l'attribution.</w:t>
       </w:r>
     </w:p>
     <w:p>
@@ -330,7 +330,7 @@
           <w:sz w:val="22"/>
           <w:szCs w:val="22"/>
         </w:rPr>
-        <w:t xml:space="preserve">« Zeus, ton nom varié est loué par des hymbes nombreux — mais ce que j'ai pu apprendre, c'est ta loi éternelle. »</w:t>
+        <w:t xml:space="preserve">L'hymne s'ouvre sur l'invocation d'un Zeus aux noms multiples, souverain de la nature et gouvernant toutes choses par une loi ; il s'achève sur une prière demandant la connaissance de cette loi. (Reformulation indirecte : le texte n'est pas cité, les traductions françaises variant sensiblement. Texte intégral accessible via la page Cleanthes en ressources.)</w:t>
       </w:r>
       <w:r>
         <w:rPr>
@@ -339,7 +339,7 @@
           <w:sz w:val="20"/>
           <w:szCs w:val="20"/>
         </w:rPr>
-        <w:t xml:space="preserve">  — Cléanthe, Hymne à Zeus (synthèse de l'introduction, non citation mot pour mot)</w:t>
+        <w:t xml:space="preserve">  — d'après Cléanthe, Hymne à Zeus</w:t>
       </w:r>
     </w:p>
     <w:p>
@@ -379,25 +379,25 @@
           <w:sz w:val="22"/>
           <w:szCs w:val="22"/>
         </w:rPr>
-        <w:t xml:space="preserve">Né en Cilicie, Chrysippe est le troisième scholarque. Il aurait rédigé plus de 705 ouvrages — une prolificité sans équivalent dans l'Antiquité. Paradoxalement, aucun ne nous est parvenu intégralement : nous ne connaissons sa pensée qu'à travers des fragments, des résumés et des adversaires (notamment Plutarque, qui lui est hostile).</w:t>
-      </w:r>
-    </w:p>
-    <w:p>
-      <w:pPr>
-        <w:spacing w:after="80" w:before="80"/>
-      </w:pPr>
-      <w:r>
-        <w:rPr>
-          <w:rFonts w:ascii="Times New Roman" w:cs="Times New Roman" w:eastAsia="Times New Roman" w:hAnsi="Times New Roman"/>
-          <w:b w:val="false"/>
-          <w:bCs w:val="false"/>
-          <w:i w:val="false"/>
-          <w:iCs w:val="false"/>
-          <w:color w:val="1F2937"/>
-          <w:sz w:val="22"/>
-          <w:szCs w:val="22"/>
-        </w:rPr>
-        <w:t xml:space="preserve">L'adage antique dit : « Sans Chrysippe, il n'y aurait pas eu de Portique. » Ce qu'il a fait : face aux attaques sceptiques de la Nouvelle Académie (Arcésilas, puis Carnéade), il a systématisé et défendu chaque partie de la doctrine stoïcienne — logique, physique, éthique — en répondant point par point aux objections.</w:t>
+        <w:t xml:space="preserve">Né en Cilicie, Chrysippe est le troisième scholarque. Il aurait rédigé plus de 705 ouvrages (Diogène Laërce, Vies, VII, 180) — une prolificité sans équivalent dans l'Antiquité. Paradoxalement, aucun ne nous est parvenu intégralement : nous ne connaissons sa pensée qu'à travers des fragments, des résumés et des adversaires (notamment Plutarque, qui lui est hostile).</w:t>
+      </w:r>
+    </w:p>
+    <w:p>
+      <w:pPr>
+        <w:spacing w:after="80" w:before="80"/>
+      </w:pPr>
+      <w:r>
+        <w:rPr>
+          <w:rFonts w:ascii="Times New Roman" w:cs="Times New Roman" w:eastAsia="Times New Roman" w:hAnsi="Times New Roman"/>
+          <w:b w:val="false"/>
+          <w:bCs w:val="false"/>
+          <w:i w:val="false"/>
+          <w:iCs w:val="false"/>
+          <w:color w:val="1F2937"/>
+          <w:sz w:val="22"/>
+          <w:szCs w:val="22"/>
+        </w:rPr>
+        <w:t xml:space="preserve">L'adage antique, rapporté par Diogène Laërce (Vies, VII, 183), dit : « Sans Chrysippe, il n'y aurait pas eu de Portique. » Ce qu'il a fait : face aux attaques sceptiques de la Nouvelle Académie (Arcésilas, puis Carnéade), il a systématisé et défendu chaque partie de la doctrine stoïcienne — logique, physique, éthique — en répondant point par point aux objections.</w:t>
       </w:r>
     </w:p>
     <w:p>
@@ -860,6 +860,52 @@
     </w:p>
     <w:p>
       <w:pPr>
+        <w:spacing w:after="80" w:before="80"/>
+      </w:pPr>
+      <w:r>
+        <w:rPr>
+          <w:rFonts w:ascii="Times New Roman" w:cs="Times New Roman" w:eastAsia="Times New Roman" w:hAnsi="Times New Roman"/>
+          <w:b/>
+          <w:bCs/>
+          <w:color w:val="1F2937"/>
+          <w:sz w:val="22"/>
+          <w:szCs w:val="22"/>
+        </w:rPr>
+        <w:t xml:space="preserve">⚠️ Ces sources doivent être atteignables, pas seulement nommées. </w:t>
+      </w:r>
+      <w:r>
+        <w:rPr>
+          <w:rFonts w:ascii="Times New Roman" w:cs="Times New Roman" w:eastAsia="Times New Roman" w:hAnsi="Times New Roman"/>
+          <w:color w:val="1F2937"/>
+          <w:sz w:val="22"/>
+          <w:szCs w:val="22"/>
+        </w:rPr>
+        <w:t xml:space="preserve">Le Livre VII de Diogène Laërce — d'où proviennent la quasi-totalité des faits de cette leçon, y compris VII, 180 et VII, 183 — se lit en ligne : </w:t>
+      </w:r>
+      <w:hyperlink w:history="1" r:id="rIdcorr03sept26laerce">
+        <w:r>
+          <w:rPr>
+            <w:rFonts w:ascii="Times New Roman" w:cs="Times New Roman" w:eastAsia="Times New Roman" w:hAnsi="Times New Roman"/>
+            <w:color w:val="1155CC"/>
+            <w:sz w:val="22"/>
+            <w:szCs w:val="22"/>
+            <w:u w:val="single"/>
+          </w:rPr>
+          <w:t xml:space="preserve">Lives of the Eminent Philosophers, Livre VII (traduction R. D. Hicks, Wikisource)</w:t>
+        </w:r>
+      </w:hyperlink>
+      <w:r>
+        <w:rPr>
+          <w:rFonts w:ascii="Times New Roman" w:cs="Times New Roman" w:eastAsia="Times New Roman" w:hAnsi="Times New Roman"/>
+          <w:color w:val="1F2937"/>
+          <w:sz w:val="22"/>
+          <w:szCs w:val="22"/>
+        </w:rPr>
+        <w:t xml:space="preserve"> (200 ✅, ouvert et vérifié le 03/09/2026). Long &amp; Sedley n'a pas de page éditeur répondant au test automatique : la référence est donnée sans lien plutôt qu'avec un lien non vérifié.</w:t>
+      </w:r>
+    </w:p>
+    <w:p>
+      <w:pPr>
         <w:pBdr>
           <w:bottom w:val="single" w:color="1B3A6B" w:sz="6"/>
         </w:pBdr>
@@ -1926,7 +1972,7 @@
           <w:sz w:val="22"/>
           <w:szCs w:val="22"/>
         </w:rPr>
-        <w:t xml:space="preserve">Biographie complète, sources primaires, influence sur les scholiarques suivants.</w:t>
+        <w:t xml:space="preserve">Biographie complète, sources primaires, influence sur les scholarques suivants.</w:t>
       </w:r>
     </w:p>
     <w:p>
@@ -2240,6 +2286,163 @@
     <w:p>
       <w:r>
         <w:t xml:space="preserve"/>
+      </w:r>
+    </w:p>
+    <w:p>
+      <w:pPr>
+        <w:spacing w:after="120" w:before="280"/>
+      </w:pPr>
+      <w:r>
+        <w:rPr>
+          <w:rFonts w:ascii="Times New Roman" w:cs="Times New Roman" w:eastAsia="Times New Roman" w:hAnsi="Times New Roman"/>
+          <w:b/>
+          <w:bCs/>
+          <w:color w:val="1B3A6B"/>
+          <w:sz w:val="30"/>
+          <w:szCs w:val="30"/>
+        </w:rPr>
+        <w:t xml:space="preserve">📝 Journal des corrections</w:t>
+      </w:r>
+    </w:p>
+    <w:p>
+      <w:pPr>
+        <w:spacing w:after="80" w:before="80"/>
+      </w:pPr>
+      <w:r>
+        <w:rPr>
+          <w:rFonts w:ascii="Times New Roman" w:cs="Times New Roman" w:eastAsia="Times New Roman" w:hAnsi="Times New Roman"/>
+          <w:i/>
+          <w:iCs/>
+          <w:color w:val="1B3A6B"/>
+          <w:sz w:val="22"/>
+          <w:szCs w:val="22"/>
+        </w:rPr>
+        <w:t xml:space="preserve">Corrections apportées le 3 septembre 2026 après vérification des sources. Les formulations d'origine sont conservées ci-dessous : une correction qui efface l'erreur ne s'apprend pas.</w:t>
+      </w:r>
+    </w:p>
+    <w:p>
+      <w:pPr>
+        <w:spacing w:after="60" w:before="60"/>
+      </w:pPr>
+      <w:r>
+        <w:rPr>
+          <w:rFonts w:ascii="Times New Roman" w:cs="Times New Roman" w:eastAsia="Times New Roman" w:hAnsi="Times New Roman"/>
+          <w:b/>
+          <w:bCs/>
+          <w:color w:val="1F2937"/>
+          <w:sz w:val="22"/>
+          <w:szCs w:val="22"/>
+        </w:rPr>
+        <w:t xml:space="preserve">1. « Zeus, ton nom varié est loué par des hymbes nombreux […] » — Cléanthe, Hymne à Zeus — </w:t>
+      </w:r>
+      <w:r>
+        <w:rPr>
+          <w:rFonts w:ascii="Times New Roman" w:cs="Times New Roman" w:eastAsia="Times New Roman" w:hAnsi="Times New Roman"/>
+          <w:color w:val="1F2937"/>
+          <w:sz w:val="22"/>
+          <w:szCs w:val="22"/>
+        </w:rPr>
+        <w:t xml:space="preserve">théorie, section Cléanthe. Le passage figurait entre guillemets avec tiret d'attribution, tout en étant signalé entre parenthèses comme une « synthèse, non citation mot pour mot ». Des guillemets et une attribution font une citation, quelle que soit la parenthèse — et la coquille « hymbes » pour « hymnes » trahissait un texte reconstruit. Remplacé par une reformulation indirecte sans guillemets, avec renvoi au texte intégral.</w:t>
+      </w:r>
+    </w:p>
+    <w:p>
+      <w:pPr>
+        <w:spacing w:after="60" w:before="60"/>
+      </w:pPr>
+      <w:r>
+        <w:rPr>
+          <w:rFonts w:ascii="Times New Roman" w:cs="Times New Roman" w:eastAsia="Times New Roman" w:hAnsi="Times New Roman"/>
+          <w:b/>
+          <w:bCs/>
+          <w:color w:val="1F2937"/>
+          <w:sz w:val="22"/>
+          <w:szCs w:val="22"/>
+        </w:rPr>
+        <w:t xml:space="preserve">2. Formule du telos donnée pour acquise — </w:t>
+      </w:r>
+      <w:r>
+        <w:rPr>
+          <w:rFonts w:ascii="Times New Roman" w:cs="Times New Roman" w:eastAsia="Times New Roman" w:hAnsi="Times New Roman"/>
+          <w:color w:val="1F2937"/>
+          <w:sz w:val="22"/>
+          <w:szCs w:val="22"/>
+        </w:rPr>
+        <w:t xml:space="preserve">théorie, section Zénon. « Il formule le critère du bonheur comme vivre en accord — Cléanthe y ajoutera avec la nature » était présenté comme établi, alors que la page de la Stanford Encyclopedia of Philosophy — première source de cette leçon — signale que la formule complète est ailleurs attribuée à Zénon lui-même. La discordance figurait sur la page citée sans être relevée ; elle est désormais exposée.</w:t>
+      </w:r>
+    </w:p>
+    <w:p>
+      <w:pPr>
+        <w:spacing w:after="60" w:before="60"/>
+      </w:pPr>
+      <w:r>
+        <w:rPr>
+          <w:rFonts w:ascii="Times New Roman" w:cs="Times New Roman" w:eastAsia="Times New Roman" w:hAnsi="Times New Roman"/>
+          <w:b/>
+          <w:bCs/>
+          <w:color w:val="1F2937"/>
+          <w:sz w:val="22"/>
+          <w:szCs w:val="22"/>
+        </w:rPr>
+        <w:t xml:space="preserve">3. Sources antiques nommées sans référence de passage — </w:t>
+      </w:r>
+      <w:r>
+        <w:rPr>
+          <w:rFonts w:ascii="Times New Roman" w:cs="Times New Roman" w:eastAsia="Times New Roman" w:hAnsi="Times New Roman"/>
+          <w:color w:val="1F2937"/>
+          <w:sz w:val="22"/>
+          <w:szCs w:val="22"/>
+        </w:rPr>
+        <w:t xml:space="preserve">théorie, section Chrysippe. Les 705 ouvrages et l'adage du Portique portent maintenant leur référence exacte — Diogène Laërce, Vies, VII, 180 et VII, 183.</w:t>
+      </w:r>
+    </w:p>
+    <w:p>
+      <w:pPr>
+        <w:spacing w:after="60" w:before="60"/>
+      </w:pPr>
+      <w:r>
+        <w:rPr>
+          <w:rFonts w:ascii="Times New Roman" w:cs="Times New Roman" w:eastAsia="Times New Roman" w:hAnsi="Times New Roman"/>
+          <w:b/>
+          <w:bCs/>
+          <w:color w:val="1F2937"/>
+          <w:sz w:val="22"/>
+          <w:szCs w:val="22"/>
+        </w:rPr>
+        <w:t xml:space="preserve">4. Sources doxographiques nommées mais non atteignables — </w:t>
+      </w:r>
+      <w:r>
+        <w:rPr>
+          <w:rFonts w:ascii="Times New Roman" w:cs="Times New Roman" w:eastAsia="Times New Roman" w:hAnsi="Times New Roman"/>
+          <w:color w:val="1F2937"/>
+          <w:sz w:val="22"/>
+          <w:szCs w:val="22"/>
+        </w:rPr>
+        <w:t xml:space="preserve">note sur les sources textuelles. Toute la leçon repose sur Diogène Laërce, Cicéron, Plutarque, Sextus Empiricus et Stobée, cités sans qu'aucun texte ne soit accessible. Le Livre VII est désormais lié dans la traduction Hicks, testé et ouvert. Long &amp; Sedley reste sans lien, faute de page éditeur répondant au test — dire pourquoi vaut mieux qu'un lien non vérifié.</w:t>
+      </w:r>
+    </w:p>
+    <w:p>
+      <w:pPr>
+        <w:spacing w:after="60" w:before="60"/>
+      </w:pPr>
+      <w:r>
+        <w:rPr>
+          <w:rFonts w:ascii="Times New Roman" w:cs="Times New Roman" w:eastAsia="Times New Roman" w:hAnsi="Times New Roman"/>
+          <w:b/>
+          <w:bCs/>
+          <w:color w:val="1F2937"/>
+          <w:sz w:val="22"/>
+          <w:szCs w:val="22"/>
+        </w:rPr>
+        <w:t xml:space="preserve">5. « scholiarques » — </w:t>
+      </w:r>
+      <w:r>
+        <w:rPr>
+          <w:rFonts w:ascii="Times New Roman" w:cs="Times New Roman" w:eastAsia="Times New Roman" w:hAnsi="Times New Roman"/>
+          <w:color w:val="1F2937"/>
+          <w:sz w:val="22"/>
+          <w:szCs w:val="22"/>
+        </w:rPr>
+        <w:t xml:space="preserve">objectif et continuité, deux occurrences. L'orthographe correcte est « scholarques », déjà employée dans le corps du texte.</w:t>
       </w:r>
     </w:p>
     <w:p>
